--- a/svelte/cj-svelte-seo/project-docs/project-details.docx
+++ b/svelte/cj-svelte-seo/project-docs/project-details.docx
@@ -262,7 +262,7 @@
       <w:tr>
         <w:tc>
           <w:tcPr>
-            <w:tcW w:w="4675" w:type="dxa"/>
+            <w:tcW w:w="3850" w:type="dxa"/>
           </w:tcPr>
           <w:p>
             <w:pPr>
@@ -276,7 +276,7 @@
         </w:tc>
         <w:tc>
           <w:tcPr>
-            <w:tcW w:w="4675" w:type="dxa"/>
+            <w:tcW w:w="4060" w:type="dxa"/>
           </w:tcPr>
           <w:p>
             <w:pPr>
@@ -292,7 +292,7 @@
       <w:tr>
         <w:tc>
           <w:tcPr>
-            <w:tcW w:w="4675" w:type="dxa"/>
+            <w:tcW w:w="3850" w:type="dxa"/>
           </w:tcPr>
           <w:p>
             <w:pPr>
@@ -303,6 +303,9 @@
               <w:t xml:space="preserve">            </w:t>
             </w:r>
             <w:r>
+              <w:rPr>
+                <w:noProof/>
+              </w:rPr>
               <w:drawing>
                 <wp:inline distT="0" distB="0" distL="0" distR="0" wp14:anchorId="5BF68EA3" wp14:editId="420A40E8">
                   <wp:extent cx="2133600" cy="1613830"/>
@@ -343,7 +346,7 @@
         </w:tc>
         <w:tc>
           <w:tcPr>
-            <w:tcW w:w="4675" w:type="dxa"/>
+            <w:tcW w:w="4060" w:type="dxa"/>
           </w:tcPr>
           <w:p>
             <w:pPr>
@@ -354,6 +357,9 @@
               <w:t xml:space="preserve">    </w:t>
             </w:r>
             <w:r>
+              <w:rPr>
+                <w:noProof/>
+              </w:rPr>
               <w:drawing>
                 <wp:inline distT="0" distB="0" distL="0" distR="0" wp14:anchorId="072AE840" wp14:editId="26444059">
                   <wp:extent cx="2311400" cy="1808210"/>
@@ -396,7 +402,7 @@
       <w:tr>
         <w:tc>
           <w:tcPr>
-            <w:tcW w:w="4675" w:type="dxa"/>
+            <w:tcW w:w="3850" w:type="dxa"/>
           </w:tcPr>
           <w:p>
             <w:pPr>
@@ -407,7 +413,7 @@
         </w:tc>
         <w:tc>
           <w:tcPr>
-            <w:tcW w:w="4675" w:type="dxa"/>
+            <w:tcW w:w="4060" w:type="dxa"/>
           </w:tcPr>
           <w:p>
             <w:pPr>
@@ -426,6 +432,252 @@
           <w:numId w:val="1"/>
         </w:numPr>
       </w:pPr>
+      <w:r>
+        <w:t xml:space="preserve">Installing required components from </w:t>
+      </w:r>
+      <w:proofErr w:type="spellStart"/>
+      <w:r>
+        <w:t>shadcdn-svetle</w:t>
+      </w:r>
+      <w:proofErr w:type="spellEnd"/>
+      <w:r>
+        <w:t xml:space="preserve"> </w:t>
+      </w:r>
+    </w:p>
+    <w:p>
+      <w:pPr>
+        <w:pStyle w:val="ListParagraph"/>
+        <w:numPr>
+          <w:ilvl w:val="1"/>
+          <w:numId w:val="2"/>
+        </w:numPr>
+      </w:pPr>
+      <w:proofErr w:type="spellStart"/>
+      <w:r>
+        <w:t>npx</w:t>
+      </w:r>
+      <w:proofErr w:type="spellEnd"/>
+      <w:r>
+        <w:t xml:space="preserve"> </w:t>
+      </w:r>
+      <w:proofErr w:type="spellStart"/>
+      <w:r>
+        <w:t>shadcn-svelte@latest</w:t>
+      </w:r>
+      <w:proofErr w:type="spellEnd"/>
+      <w:r>
+        <w:t xml:space="preserve"> add input label button</w:t>
+      </w:r>
+    </w:p>
+    <w:p>
+      <w:pPr>
+        <w:pStyle w:val="ListParagraph"/>
+        <w:numPr>
+          <w:ilvl w:val="0"/>
+          <w:numId w:val="1"/>
+        </w:numPr>
+      </w:pPr>
+      <w:r>
+        <w:t xml:space="preserve">I installed advanced version of node package manager i.e. </w:t>
+      </w:r>
+      <w:r>
+        <w:t xml:space="preserve">Performance </w:t>
+      </w:r>
+      <w:r>
+        <w:t xml:space="preserve">node package manager by using </w:t>
+      </w:r>
+      <w:proofErr w:type="spellStart"/>
+      <w:r>
+        <w:t>winget</w:t>
+      </w:r>
+      <w:proofErr w:type="spellEnd"/>
+    </w:p>
+    <w:p>
+      <w:pPr>
+        <w:pStyle w:val="ListParagraph"/>
+        <w:numPr>
+          <w:ilvl w:val="0"/>
+          <w:numId w:val="3"/>
+        </w:numPr>
+      </w:pPr>
+      <w:proofErr w:type="spellStart"/>
+      <w:r>
+        <w:t>winget</w:t>
+      </w:r>
+      <w:proofErr w:type="spellEnd"/>
+      <w:r>
+        <w:t xml:space="preserve"> install -e --id </w:t>
+      </w:r>
+      <w:proofErr w:type="spellStart"/>
+      <w:proofErr w:type="gramStart"/>
+      <w:r>
+        <w:t>pnpm.pnpm</w:t>
+      </w:r>
+      <w:proofErr w:type="spellEnd"/>
+      <w:proofErr w:type="gramEnd"/>
+    </w:p>
+    <w:p>
+      <w:pPr>
+        <w:pStyle w:val="ListParagraph"/>
+        <w:numPr>
+          <w:ilvl w:val="0"/>
+          <w:numId w:val="3"/>
+        </w:numPr>
+      </w:pPr>
+      <w:r>
+        <w:t xml:space="preserve">Since I have installed </w:t>
+      </w:r>
+      <w:proofErr w:type="spellStart"/>
+      <w:r>
+        <w:t>pnpm</w:t>
+      </w:r>
+      <w:proofErr w:type="spellEnd"/>
+      <w:r>
+        <w:t xml:space="preserve">, I need to use it so I delete </w:t>
+      </w:r>
+      <w:proofErr w:type="spellStart"/>
+      <w:r>
+        <w:t>nodumodule</w:t>
+      </w:r>
+      <w:r>
+        <w:t>s</w:t>
+      </w:r>
+      <w:proofErr w:type="spellEnd"/>
+      <w:r>
+        <w:t xml:space="preserve"> folder and delete package-</w:t>
+      </w:r>
+      <w:proofErr w:type="spellStart"/>
+      <w:proofErr w:type="gramStart"/>
+      <w:r>
+        <w:t>lock.json</w:t>
+      </w:r>
+      <w:proofErr w:type="spellEnd"/>
+      <w:proofErr w:type="gramEnd"/>
+    </w:p>
+    <w:p>
+      <w:pPr>
+        <w:pStyle w:val="ListParagraph"/>
+        <w:numPr>
+          <w:ilvl w:val="0"/>
+          <w:numId w:val="3"/>
+        </w:numPr>
+      </w:pPr>
+      <w:proofErr w:type="spellStart"/>
+      <w:r>
+        <w:t>npm</w:t>
+      </w:r>
+      <w:proofErr w:type="spellEnd"/>
+      <w:r>
+        <w:t xml:space="preserve"> </w:t>
+      </w:r>
+      <w:proofErr w:type="spellStart"/>
+      <w:r>
+        <w:t>i</w:t>
+      </w:r>
+      <w:proofErr w:type="spellEnd"/>
+      <w:r>
+        <w:t xml:space="preserve"> -g </w:t>
+      </w:r>
+      <w:proofErr w:type="spellStart"/>
+      <w:r>
+        <w:t>pnpm</w:t>
+      </w:r>
+      <w:proofErr w:type="spellEnd"/>
+      <w:r>
+        <w:t xml:space="preserve"> </w:t>
+      </w:r>
+    </w:p>
+    <w:p>
+      <w:pPr>
+        <w:pStyle w:val="ListParagraph"/>
+        <w:numPr>
+          <w:ilvl w:val="0"/>
+          <w:numId w:val="3"/>
+        </w:numPr>
+      </w:pPr>
+      <w:proofErr w:type="spellStart"/>
+      <w:r>
+        <w:t>Pnpm</w:t>
+      </w:r>
+      <w:proofErr w:type="spellEnd"/>
+      <w:r>
+        <w:t xml:space="preserve"> </w:t>
+      </w:r>
+      <w:proofErr w:type="spellStart"/>
+      <w:r>
+        <w:t>i</w:t>
+      </w:r>
+      <w:proofErr w:type="spellEnd"/>
+    </w:p>
+    <w:p>
+      <w:pPr>
+        <w:pStyle w:val="ListParagraph"/>
+        <w:ind w:left="1440"/>
+      </w:pPr>
+    </w:p>
+    <w:p>
+      <w:pPr>
+        <w:pStyle w:val="ListParagraph"/>
+        <w:ind w:left="1440"/>
+      </w:pPr>
+    </w:p>
+    <w:p>
+      <w:pPr>
+        <w:pStyle w:val="ListParagraph"/>
+        <w:ind w:left="1440"/>
+      </w:pPr>
+    </w:p>
+    <w:p>
+      <w:pPr>
+        <w:pStyle w:val="ListParagraph"/>
+        <w:numPr>
+          <w:ilvl w:val="0"/>
+          <w:numId w:val="1"/>
+        </w:numPr>
+      </w:pPr>
+      <w:r>
+        <w:lastRenderedPageBreak/>
+        <w:t xml:space="preserve">Installing </w:t>
+      </w:r>
+      <w:proofErr w:type="spellStart"/>
+      <w:r>
+        <w:t>Pocketbase</w:t>
+      </w:r>
+      <w:proofErr w:type="spellEnd"/>
+    </w:p>
+    <w:p>
+      <w:pPr>
+        <w:pStyle w:val="ListParagraph"/>
+        <w:numPr>
+          <w:ilvl w:val="0"/>
+          <w:numId w:val="3"/>
+        </w:numPr>
+      </w:pPr>
+      <w:proofErr w:type="spellStart"/>
+      <w:r>
+        <w:t>pnpm</w:t>
+      </w:r>
+      <w:proofErr w:type="spellEnd"/>
+      <w:r>
+        <w:t xml:space="preserve"> add </w:t>
+      </w:r>
+      <w:proofErr w:type="spellStart"/>
+      <w:r>
+        <w:t>pocketbase</w:t>
+      </w:r>
+      <w:proofErr w:type="spellEnd"/>
+    </w:p>
+    <w:p>
+      <w:pPr>
+        <w:pStyle w:val="ListParagraph"/>
+        <w:numPr>
+          <w:ilvl w:val="0"/>
+          <w:numId w:val="1"/>
+        </w:numPr>
+      </w:pPr>
+      <w:r>
+        <w:t>T</w:t>
+      </w:r>
     </w:p>
     <w:sectPr>
       <w:pgSz w:w="12240" w:h="15840"/>
@@ -442,7 +694,7 @@
   <w:abstractNum w:abstractNumId="0" w15:restartNumberingAfterBreak="0">
     <w:nsid w:val="151B5C07"/>
     <w:multiLevelType w:val="hybridMultilevel"/>
-    <w:tmpl w:val="9C469C24"/>
+    <w:tmpl w:val="9248586C"/>
     <w:lvl w:ilvl="0" w:tplc="0409000F">
       <w:start w:val="1"/>
       <w:numFmt w:val="decimal"/>
@@ -525,8 +777,189 @@
       </w:pPr>
     </w:lvl>
   </w:abstractNum>
+  <w:abstractNum w:abstractNumId="1" w15:restartNumberingAfterBreak="0">
+    <w:nsid w:val="491D27B4"/>
+    <w:multiLevelType w:val="hybridMultilevel"/>
+    <w:tmpl w:val="E0A6FB7A"/>
+    <w:lvl w:ilvl="0" w:tplc="04090001">
+      <w:start w:val="1"/>
+      <w:numFmt w:val="bullet"/>
+      <w:lvlText w:val=""/>
+      <w:lvlJc w:val="left"/>
+      <w:pPr>
+        <w:ind w:left="1440" w:hanging="360"/>
+      </w:pPr>
+      <w:rPr>
+        <w:rFonts w:ascii="Symbol" w:hAnsi="Symbol" w:hint="default"/>
+      </w:rPr>
+    </w:lvl>
+    <w:lvl w:ilvl="1" w:tplc="04090019" w:tentative="1">
+      <w:start w:val="1"/>
+      <w:numFmt w:val="lowerLetter"/>
+      <w:lvlText w:val="%2."/>
+      <w:lvlJc w:val="left"/>
+      <w:pPr>
+        <w:ind w:left="2160" w:hanging="360"/>
+      </w:pPr>
+    </w:lvl>
+    <w:lvl w:ilvl="2" w:tplc="0409001B" w:tentative="1">
+      <w:start w:val="1"/>
+      <w:numFmt w:val="lowerRoman"/>
+      <w:lvlText w:val="%3."/>
+      <w:lvlJc w:val="right"/>
+      <w:pPr>
+        <w:ind w:left="2880" w:hanging="180"/>
+      </w:pPr>
+    </w:lvl>
+    <w:lvl w:ilvl="3" w:tplc="0409000F" w:tentative="1">
+      <w:start w:val="1"/>
+      <w:numFmt w:val="decimal"/>
+      <w:lvlText w:val="%4."/>
+      <w:lvlJc w:val="left"/>
+      <w:pPr>
+        <w:ind w:left="3600" w:hanging="360"/>
+      </w:pPr>
+    </w:lvl>
+    <w:lvl w:ilvl="4" w:tplc="04090019" w:tentative="1">
+      <w:start w:val="1"/>
+      <w:numFmt w:val="lowerLetter"/>
+      <w:lvlText w:val="%5."/>
+      <w:lvlJc w:val="left"/>
+      <w:pPr>
+        <w:ind w:left="4320" w:hanging="360"/>
+      </w:pPr>
+    </w:lvl>
+    <w:lvl w:ilvl="5" w:tplc="0409001B" w:tentative="1">
+      <w:start w:val="1"/>
+      <w:numFmt w:val="lowerRoman"/>
+      <w:lvlText w:val="%6."/>
+      <w:lvlJc w:val="right"/>
+      <w:pPr>
+        <w:ind w:left="5040" w:hanging="180"/>
+      </w:pPr>
+    </w:lvl>
+    <w:lvl w:ilvl="6" w:tplc="0409000F" w:tentative="1">
+      <w:start w:val="1"/>
+      <w:numFmt w:val="decimal"/>
+      <w:lvlText w:val="%7."/>
+      <w:lvlJc w:val="left"/>
+      <w:pPr>
+        <w:ind w:left="5760" w:hanging="360"/>
+      </w:pPr>
+    </w:lvl>
+    <w:lvl w:ilvl="7" w:tplc="04090019" w:tentative="1">
+      <w:start w:val="1"/>
+      <w:numFmt w:val="lowerLetter"/>
+      <w:lvlText w:val="%8."/>
+      <w:lvlJc w:val="left"/>
+      <w:pPr>
+        <w:ind w:left="6480" w:hanging="360"/>
+      </w:pPr>
+    </w:lvl>
+    <w:lvl w:ilvl="8" w:tplc="0409001B" w:tentative="1">
+      <w:start w:val="1"/>
+      <w:numFmt w:val="lowerRoman"/>
+      <w:lvlText w:val="%9."/>
+      <w:lvlJc w:val="right"/>
+      <w:pPr>
+        <w:ind w:left="7200" w:hanging="180"/>
+      </w:pPr>
+    </w:lvl>
+  </w:abstractNum>
+  <w:abstractNum w:abstractNumId="2" w15:restartNumberingAfterBreak="0">
+    <w:nsid w:val="4ADE5EC7"/>
+    <w:multiLevelType w:val="hybridMultilevel"/>
+    <w:tmpl w:val="9C469C24"/>
+    <w:lvl w:ilvl="0" w:tplc="FFFFFFFF">
+      <w:start w:val="1"/>
+      <w:numFmt w:val="decimal"/>
+      <w:lvlText w:val="%1."/>
+      <w:lvlJc w:val="left"/>
+      <w:pPr>
+        <w:ind w:left="720" w:hanging="360"/>
+      </w:pPr>
+    </w:lvl>
+    <w:lvl w:ilvl="1" w:tplc="FFFFFFFF">
+      <w:start w:val="1"/>
+      <w:numFmt w:val="lowerLetter"/>
+      <w:lvlText w:val="%2."/>
+      <w:lvlJc w:val="left"/>
+      <w:pPr>
+        <w:ind w:left="1440" w:hanging="360"/>
+      </w:pPr>
+    </w:lvl>
+    <w:lvl w:ilvl="2" w:tplc="FFFFFFFF">
+      <w:start w:val="1"/>
+      <w:numFmt w:val="lowerRoman"/>
+      <w:lvlText w:val="%3."/>
+      <w:lvlJc w:val="right"/>
+      <w:pPr>
+        <w:ind w:left="2160" w:hanging="180"/>
+      </w:pPr>
+    </w:lvl>
+    <w:lvl w:ilvl="3" w:tplc="FFFFFFFF" w:tentative="1">
+      <w:start w:val="1"/>
+      <w:numFmt w:val="decimal"/>
+      <w:lvlText w:val="%4."/>
+      <w:lvlJc w:val="left"/>
+      <w:pPr>
+        <w:ind w:left="2880" w:hanging="360"/>
+      </w:pPr>
+    </w:lvl>
+    <w:lvl w:ilvl="4" w:tplc="FFFFFFFF" w:tentative="1">
+      <w:start w:val="1"/>
+      <w:numFmt w:val="lowerLetter"/>
+      <w:lvlText w:val="%5."/>
+      <w:lvlJc w:val="left"/>
+      <w:pPr>
+        <w:ind w:left="3600" w:hanging="360"/>
+      </w:pPr>
+    </w:lvl>
+    <w:lvl w:ilvl="5" w:tplc="FFFFFFFF" w:tentative="1">
+      <w:start w:val="1"/>
+      <w:numFmt w:val="lowerRoman"/>
+      <w:lvlText w:val="%6."/>
+      <w:lvlJc w:val="right"/>
+      <w:pPr>
+        <w:ind w:left="4320" w:hanging="180"/>
+      </w:pPr>
+    </w:lvl>
+    <w:lvl w:ilvl="6" w:tplc="FFFFFFFF" w:tentative="1">
+      <w:start w:val="1"/>
+      <w:numFmt w:val="decimal"/>
+      <w:lvlText w:val="%7."/>
+      <w:lvlJc w:val="left"/>
+      <w:pPr>
+        <w:ind w:left="5040" w:hanging="360"/>
+      </w:pPr>
+    </w:lvl>
+    <w:lvl w:ilvl="7" w:tplc="FFFFFFFF" w:tentative="1">
+      <w:start w:val="1"/>
+      <w:numFmt w:val="lowerLetter"/>
+      <w:lvlText w:val="%8."/>
+      <w:lvlJc w:val="left"/>
+      <w:pPr>
+        <w:ind w:left="5760" w:hanging="360"/>
+      </w:pPr>
+    </w:lvl>
+    <w:lvl w:ilvl="8" w:tplc="FFFFFFFF" w:tentative="1">
+      <w:start w:val="1"/>
+      <w:numFmt w:val="lowerRoman"/>
+      <w:lvlText w:val="%9."/>
+      <w:lvlJc w:val="right"/>
+      <w:pPr>
+        <w:ind w:left="6480" w:hanging="180"/>
+      </w:pPr>
+    </w:lvl>
+  </w:abstractNum>
   <w:num w:numId="1" w16cid:durableId="1924801291">
     <w:abstractNumId w:val="0"/>
+  </w:num>
+  <w:num w:numId="2" w16cid:durableId="876040980">
+    <w:abstractNumId w:val="2"/>
+  </w:num>
+  <w:num w:numId="3" w16cid:durableId="768818178">
+    <w:abstractNumId w:val="1"/>
   </w:num>
 </w:numbering>
 </file>

--- a/svelte/cj-svelte-seo/project-docs/project-details.docx
+++ b/svelte/cj-svelte-seo/project-docs/project-details.docx
@@ -637,20 +637,15 @@
       </w:pPr>
       <w:r>
         <w:lastRenderedPageBreak/>
-        <w:t xml:space="preserve">Installing </w:t>
-      </w:r>
-      <w:proofErr w:type="spellStart"/>
-      <w:r>
-        <w:t>Pocketbase</w:t>
-      </w:r>
-      <w:proofErr w:type="spellEnd"/>
-    </w:p>
-    <w:p>
-      <w:pPr>
-        <w:pStyle w:val="ListParagraph"/>
-        <w:numPr>
-          <w:ilvl w:val="0"/>
-          <w:numId w:val="3"/>
+        <w:t>How to add tailwind in svelte project</w:t>
+      </w:r>
+    </w:p>
+    <w:p>
+      <w:pPr>
+        <w:pStyle w:val="ListParagraph"/>
+        <w:numPr>
+          <w:ilvl w:val="1"/>
+          <w:numId w:val="1"/>
         </w:numPr>
       </w:pPr>
       <w:proofErr w:type="spellStart"/>
@@ -659,13 +654,193 @@
       </w:r>
       <w:proofErr w:type="spellEnd"/>
       <w:r>
-        <w:t xml:space="preserve"> add </w:t>
-      </w:r>
-      <w:proofErr w:type="spellStart"/>
-      <w:r>
-        <w:t>pocketbase</w:t>
-      </w:r>
-      <w:proofErr w:type="spellEnd"/>
+        <w:t xml:space="preserve"> add -D </w:t>
+      </w:r>
+      <w:proofErr w:type="spellStart"/>
+      <w:r>
+        <w:t>tailwindcss</w:t>
+      </w:r>
+      <w:proofErr w:type="spellEnd"/>
+      <w:r>
+        <w:t xml:space="preserve"> </w:t>
+      </w:r>
+      <w:proofErr w:type="spellStart"/>
+      <w:r>
+        <w:t>postcss</w:t>
+      </w:r>
+      <w:proofErr w:type="spellEnd"/>
+      <w:r>
+        <w:t xml:space="preserve"> </w:t>
+      </w:r>
+      <w:proofErr w:type="spellStart"/>
+      <w:r>
+        <w:t>autoprefixer</w:t>
+      </w:r>
+      <w:proofErr w:type="spellEnd"/>
+    </w:p>
+    <w:p>
+      <w:pPr>
+        <w:pStyle w:val="ListParagraph"/>
+        <w:numPr>
+          <w:ilvl w:val="1"/>
+          <w:numId w:val="1"/>
+        </w:numPr>
+      </w:pPr>
+      <w:r>
+        <w:t xml:space="preserve">check the below link </w:t>
+      </w:r>
+    </w:p>
+    <w:p>
+      <w:pPr>
+        <w:pStyle w:val="ListParagraph"/>
+        <w:numPr>
+          <w:ilvl w:val="2"/>
+          <w:numId w:val="1"/>
+        </w:numPr>
+      </w:pPr>
+      <w:r>
+        <w:t xml:space="preserve">Add tailwind.css in </w:t>
+      </w:r>
+      <w:proofErr w:type="spellStart"/>
+      <w:r>
+        <w:t>src</w:t>
+      </w:r>
+      <w:proofErr w:type="spellEnd"/>
+      <w:r>
+        <w:t xml:space="preserve"> folder </w:t>
+      </w:r>
+    </w:p>
+    <w:p>
+      <w:pPr>
+        <w:pStyle w:val="ListParagraph"/>
+        <w:ind w:left="2880"/>
+      </w:pPr>
+      <w:r>
+        <w:drawing>
+          <wp:inline distT="0" distB="0" distL="0" distR="0" wp14:anchorId="7DEC1C8A" wp14:editId="66557C6B">
+            <wp:extent cx="2707215" cy="823935"/>
+            <wp:effectExtent l="0" t="0" r="0" b="0"/>
+            <wp:docPr id="591900064" name="Picture 1" descr="A screen shot of a computer code">
+              <a:extLst xmlns:a="http://schemas.openxmlformats.org/drawingml/2006/main">
+                <a:ext uri="{C183D7F6-B498-43B3-948B-1728B52AA6E4}">
+                  <adec:decorative xmlns:adec="http://schemas.microsoft.com/office/drawing/2017/decorative" val="0"/>
+                </a:ext>
+              </a:extLst>
+            </wp:docPr>
+            <wp:cNvGraphicFramePr>
+              <a:graphicFrameLocks xmlns:a="http://schemas.openxmlformats.org/drawingml/2006/main" noChangeAspect="1"/>
+            </wp:cNvGraphicFramePr>
+            <a:graphic xmlns:a="http://schemas.openxmlformats.org/drawingml/2006/main">
+              <a:graphicData uri="http://schemas.openxmlformats.org/drawingml/2006/picture">
+                <pic:pic xmlns:pic="http://schemas.openxmlformats.org/drawingml/2006/picture">
+                  <pic:nvPicPr>
+                    <pic:cNvPr id="591900064" name="Picture 1" descr="A screen shot of a computer code">
+                      <a:extLst>
+                        <a:ext uri="{C183D7F6-B498-43B3-948B-1728B52AA6E4}">
+                          <adec:decorative xmlns:adec="http://schemas.microsoft.com/office/drawing/2017/decorative" val="0"/>
+                        </a:ext>
+                      </a:extLst>
+                    </pic:cNvPr>
+                    <pic:cNvPicPr/>
+                  </pic:nvPicPr>
+                  <pic:blipFill>
+                    <a:blip r:embed="rId8"/>
+                    <a:stretch>
+                      <a:fillRect/>
+                    </a:stretch>
+                  </pic:blipFill>
+                  <pic:spPr>
+                    <a:xfrm>
+                      <a:off x="0" y="0"/>
+                      <a:ext cx="2726251" cy="829729"/>
+                    </a:xfrm>
+                    <a:prstGeom prst="rect">
+                      <a:avLst/>
+                    </a:prstGeom>
+                  </pic:spPr>
+                </pic:pic>
+              </a:graphicData>
+            </a:graphic>
+          </wp:inline>
+        </w:drawing>
+      </w:r>
+    </w:p>
+    <w:p>
+      <w:pPr>
+        <w:pStyle w:val="ListParagraph"/>
+        <w:numPr>
+          <w:ilvl w:val="2"/>
+          <w:numId w:val="1"/>
+        </w:numPr>
+      </w:pPr>
+      <w:r>
+        <w:t xml:space="preserve">In the </w:t>
+      </w:r>
+      <w:proofErr w:type="spellStart"/>
+      <w:proofErr w:type="gramStart"/>
+      <w:r>
+        <w:t>layout.svelte</w:t>
+      </w:r>
+      <w:proofErr w:type="spellEnd"/>
+      <w:proofErr w:type="gramEnd"/>
+      <w:r>
+        <w:t xml:space="preserve"> we need to import “../tailwind.css”</w:t>
+      </w:r>
+    </w:p>
+    <w:p>
+      <w:pPr>
+        <w:pStyle w:val="ListParagraph"/>
+        <w:numPr>
+          <w:ilvl w:val="2"/>
+          <w:numId w:val="1"/>
+        </w:numPr>
+      </w:pPr>
+      <w:r>
+        <w:t>Now you are ready to use the tailwind.css</w:t>
+      </w:r>
+    </w:p>
+    <w:p>
+      <w:pPr>
+        <w:pStyle w:val="ListParagraph"/>
+        <w:ind w:left="2160"/>
+      </w:pPr>
+      <w:r>
+        <w:drawing>
+          <wp:inline distT="0" distB="0" distL="0" distR="0" wp14:anchorId="571689CE" wp14:editId="7CE84ADE">
+            <wp:extent cx="4991100" cy="164237"/>
+            <wp:effectExtent l="0" t="0" r="0" b="7620"/>
+            <wp:docPr id="881016130" name="Picture 1"/>
+            <wp:cNvGraphicFramePr>
+              <a:graphicFrameLocks xmlns:a="http://schemas.openxmlformats.org/drawingml/2006/main" noChangeAspect="1"/>
+            </wp:cNvGraphicFramePr>
+            <a:graphic xmlns:a="http://schemas.openxmlformats.org/drawingml/2006/main">
+              <a:graphicData uri="http://schemas.openxmlformats.org/drawingml/2006/picture">
+                <pic:pic xmlns:pic="http://schemas.openxmlformats.org/drawingml/2006/picture">
+                  <pic:nvPicPr>
+                    <pic:cNvPr id="881016130" name=""/>
+                    <pic:cNvPicPr/>
+                  </pic:nvPicPr>
+                  <pic:blipFill>
+                    <a:blip r:embed="rId9"/>
+                    <a:stretch>
+                      <a:fillRect/>
+                    </a:stretch>
+                  </pic:blipFill>
+                  <pic:spPr>
+                    <a:xfrm>
+                      <a:off x="0" y="0"/>
+                      <a:ext cx="5196130" cy="170984"/>
+                    </a:xfrm>
+                    <a:prstGeom prst="rect">
+                      <a:avLst/>
+                    </a:prstGeom>
+                  </pic:spPr>
+                </pic:pic>
+              </a:graphicData>
+            </a:graphic>
+          </wp:inline>
+        </w:drawing>
+      </w:r>
     </w:p>
     <w:p>
       <w:pPr>
@@ -676,9 +851,207 @@
         </w:numPr>
       </w:pPr>
       <w:r>
-        <w:t>T</w:t>
-      </w:r>
-    </w:p>
+        <w:t xml:space="preserve">Counter </w:t>
+      </w:r>
+    </w:p>
+    <w:p>
+      <w:pPr>
+        <w:pStyle w:val="ListParagraph"/>
+        <w:numPr>
+          <w:ilvl w:val="1"/>
+          <w:numId w:val="1"/>
+        </w:numPr>
+      </w:pPr>
+      <w:r>
+        <w:t>How to declare state rune</w:t>
+      </w:r>
+    </w:p>
+    <w:p>
+      <w:pPr>
+        <w:pStyle w:val="ListParagraph"/>
+        <w:numPr>
+          <w:ilvl w:val="2"/>
+          <w:numId w:val="1"/>
+        </w:numPr>
+      </w:pPr>
+      <w:r>
+        <w:t>Let count = $</w:t>
+      </w:r>
+      <w:proofErr w:type="gramStart"/>
+      <w:r>
+        <w:t>state(</w:t>
+      </w:r>
+      <w:proofErr w:type="gramEnd"/>
+      <w:r>
+        <w:t>0);</w:t>
+      </w:r>
+    </w:p>
+    <w:p>
+      <w:pPr>
+        <w:pStyle w:val="ListParagraph"/>
+        <w:numPr>
+          <w:ilvl w:val="3"/>
+          <w:numId w:val="1"/>
+        </w:numPr>
+      </w:pPr>
+      <w:r>
+        <w:t>$</w:t>
+      </w:r>
+      <w:proofErr w:type="gramStart"/>
+      <w:r>
+        <w:t>state(</w:t>
+      </w:r>
+      <w:proofErr w:type="gramEnd"/>
+      <w:r>
+        <w:t>0) provides hint to svelte compiler that count variable will be converted to Signal</w:t>
+      </w:r>
+      <w:r>
+        <w:t>.</w:t>
+      </w:r>
+    </w:p>
+    <w:p>
+      <w:pPr>
+        <w:pStyle w:val="ListParagraph"/>
+        <w:numPr>
+          <w:ilvl w:val="1"/>
+          <w:numId w:val="1"/>
+        </w:numPr>
+      </w:pPr>
+      <w:r>
+        <w:t>How to bind value in svelte</w:t>
+      </w:r>
+    </w:p>
+    <w:p>
+      <w:pPr>
+        <w:pStyle w:val="ListParagraph"/>
+        <w:numPr>
+          <w:ilvl w:val="2"/>
+          <w:numId w:val="1"/>
+        </w:numPr>
+      </w:pPr>
+      <w:r>
+        <w:t xml:space="preserve">&lt;input type=”text” </w:t>
+      </w:r>
+      <w:proofErr w:type="spellStart"/>
+      <w:r>
+        <w:t>bind:value</w:t>
+      </w:r>
+      <w:proofErr w:type="spellEnd"/>
+      <w:r>
+        <w:t>={count} /&gt; OR</w:t>
+      </w:r>
+    </w:p>
+    <w:p>
+      <w:pPr>
+        <w:pStyle w:val="ListParagraph"/>
+        <w:numPr>
+          <w:ilvl w:val="2"/>
+          <w:numId w:val="1"/>
+        </w:numPr>
+      </w:pPr>
+      <w:r>
+        <w:t>&lt;div&gt; {count} &lt;/div&gt;</w:t>
+      </w:r>
+    </w:p>
+    <w:p>
+      <w:pPr>
+        <w:pStyle w:val="ListParagraph"/>
+        <w:numPr>
+          <w:ilvl w:val="0"/>
+          <w:numId w:val="1"/>
+        </w:numPr>
+      </w:pPr>
+    </w:p>
+    <w:p>
+      <w:pPr>
+        <w:pStyle w:val="ListParagraph"/>
+        <w:numPr>
+          <w:ilvl w:val="1"/>
+          <w:numId w:val="1"/>
+        </w:numPr>
+      </w:pPr>
+    </w:p>
+    <w:p/>
+    <w:p/>
+    <w:p/>
+    <w:p/>
+    <w:p/>
+    <w:p/>
+    <w:p/>
+    <w:p/>
+    <w:p/>
+    <w:p/>
+    <w:p/>
+    <w:p/>
+    <w:p/>
+    <w:p/>
+    <w:p/>
+    <w:p/>
+    <w:p/>
+    <w:p/>
+    <w:p/>
+    <w:p/>
+    <w:p/>
+    <w:p/>
+    <w:p/>
+    <w:p/>
+    <w:p>
+      <w:r>
+        <w:t xml:space="preserve">References: </w:t>
+      </w:r>
+    </w:p>
+    <w:p>
+      <w:pPr>
+        <w:pStyle w:val="ListParagraph"/>
+        <w:numPr>
+          <w:ilvl w:val="0"/>
+          <w:numId w:val="4"/>
+        </w:numPr>
+        <w:rPr>
+          <w:b/>
+          <w:bCs/>
+        </w:rPr>
+      </w:pPr>
+      <w:hyperlink r:id="rId10" w:history="1">
+        <w:r>
+          <w:rPr>
+            <w:rStyle w:val="Hyperlink"/>
+            <w:b/>
+            <w:bCs/>
+          </w:rPr>
+          <w:t xml:space="preserve">7 Projects </w:t>
+        </w:r>
+        <w:proofErr w:type="gramStart"/>
+        <w:r>
+          <w:rPr>
+            <w:rStyle w:val="Hyperlink"/>
+            <w:b/>
+            <w:bCs/>
+          </w:rPr>
+          <w:t>To</w:t>
+        </w:r>
+        <w:proofErr w:type="gramEnd"/>
+        <w:r>
+          <w:rPr>
+            <w:rStyle w:val="Hyperlink"/>
+            <w:b/>
+            <w:bCs/>
+          </w:rPr>
+          <w:t xml:space="preserve"> Learn Svelte 5</w:t>
+        </w:r>
+      </w:hyperlink>
+    </w:p>
+    <w:p/>
+    <w:p/>
+    <w:p/>
+    <w:p/>
+    <w:p/>
+    <w:p/>
+    <w:p/>
+    <w:p/>
+    <w:p/>
+    <w:p/>
+    <w:p/>
     <w:sectPr>
       <w:pgSz w:w="12240" w:h="15840"/>
       <w:pgMar w:top="1440" w:right="1440" w:bottom="1440" w:left="1440" w:header="720" w:footer="720" w:gutter="0"/>
@@ -722,7 +1095,7 @@
         <w:ind w:left="2160" w:hanging="180"/>
       </w:pPr>
     </w:lvl>
-    <w:lvl w:ilvl="3" w:tplc="0409000F" w:tentative="1">
+    <w:lvl w:ilvl="3" w:tplc="0409000F">
       <w:start w:val="1"/>
       <w:numFmt w:val="decimal"/>
       <w:lvlText w:val="%4."/>
@@ -950,6 +1323,119 @@
       <w:pPr>
         <w:ind w:left="6480" w:hanging="180"/>
       </w:pPr>
+    </w:lvl>
+  </w:abstractNum>
+  <w:abstractNum w:abstractNumId="3" w15:restartNumberingAfterBreak="0">
+    <w:nsid w:val="76531165"/>
+    <w:multiLevelType w:val="hybridMultilevel"/>
+    <w:tmpl w:val="1A8239EE"/>
+    <w:lvl w:ilvl="0" w:tplc="04090001">
+      <w:start w:val="1"/>
+      <w:numFmt w:val="bullet"/>
+      <w:lvlText w:val=""/>
+      <w:lvlJc w:val="left"/>
+      <w:pPr>
+        <w:ind w:left="720" w:hanging="360"/>
+      </w:pPr>
+      <w:rPr>
+        <w:rFonts w:ascii="Symbol" w:hAnsi="Symbol" w:hint="default"/>
+      </w:rPr>
+    </w:lvl>
+    <w:lvl w:ilvl="1" w:tplc="04090003" w:tentative="1">
+      <w:start w:val="1"/>
+      <w:numFmt w:val="bullet"/>
+      <w:lvlText w:val="o"/>
+      <w:lvlJc w:val="left"/>
+      <w:pPr>
+        <w:ind w:left="1440" w:hanging="360"/>
+      </w:pPr>
+      <w:rPr>
+        <w:rFonts w:ascii="Courier New" w:hAnsi="Courier New" w:cs="Courier New" w:hint="default"/>
+      </w:rPr>
+    </w:lvl>
+    <w:lvl w:ilvl="2" w:tplc="04090005" w:tentative="1">
+      <w:start w:val="1"/>
+      <w:numFmt w:val="bullet"/>
+      <w:lvlText w:val=""/>
+      <w:lvlJc w:val="left"/>
+      <w:pPr>
+        <w:ind w:left="2160" w:hanging="360"/>
+      </w:pPr>
+      <w:rPr>
+        <w:rFonts w:ascii="Wingdings" w:hAnsi="Wingdings" w:hint="default"/>
+      </w:rPr>
+    </w:lvl>
+    <w:lvl w:ilvl="3" w:tplc="04090001" w:tentative="1">
+      <w:start w:val="1"/>
+      <w:numFmt w:val="bullet"/>
+      <w:lvlText w:val=""/>
+      <w:lvlJc w:val="left"/>
+      <w:pPr>
+        <w:ind w:left="2880" w:hanging="360"/>
+      </w:pPr>
+      <w:rPr>
+        <w:rFonts w:ascii="Symbol" w:hAnsi="Symbol" w:hint="default"/>
+      </w:rPr>
+    </w:lvl>
+    <w:lvl w:ilvl="4" w:tplc="04090003" w:tentative="1">
+      <w:start w:val="1"/>
+      <w:numFmt w:val="bullet"/>
+      <w:lvlText w:val="o"/>
+      <w:lvlJc w:val="left"/>
+      <w:pPr>
+        <w:ind w:left="3600" w:hanging="360"/>
+      </w:pPr>
+      <w:rPr>
+        <w:rFonts w:ascii="Courier New" w:hAnsi="Courier New" w:cs="Courier New" w:hint="default"/>
+      </w:rPr>
+    </w:lvl>
+    <w:lvl w:ilvl="5" w:tplc="04090005" w:tentative="1">
+      <w:start w:val="1"/>
+      <w:numFmt w:val="bullet"/>
+      <w:lvlText w:val=""/>
+      <w:lvlJc w:val="left"/>
+      <w:pPr>
+        <w:ind w:left="4320" w:hanging="360"/>
+      </w:pPr>
+      <w:rPr>
+        <w:rFonts w:ascii="Wingdings" w:hAnsi="Wingdings" w:hint="default"/>
+      </w:rPr>
+    </w:lvl>
+    <w:lvl w:ilvl="6" w:tplc="04090001" w:tentative="1">
+      <w:start w:val="1"/>
+      <w:numFmt w:val="bullet"/>
+      <w:lvlText w:val=""/>
+      <w:lvlJc w:val="left"/>
+      <w:pPr>
+        <w:ind w:left="5040" w:hanging="360"/>
+      </w:pPr>
+      <w:rPr>
+        <w:rFonts w:ascii="Symbol" w:hAnsi="Symbol" w:hint="default"/>
+      </w:rPr>
+    </w:lvl>
+    <w:lvl w:ilvl="7" w:tplc="04090003" w:tentative="1">
+      <w:start w:val="1"/>
+      <w:numFmt w:val="bullet"/>
+      <w:lvlText w:val="o"/>
+      <w:lvlJc w:val="left"/>
+      <w:pPr>
+        <w:ind w:left="5760" w:hanging="360"/>
+      </w:pPr>
+      <w:rPr>
+        <w:rFonts w:ascii="Courier New" w:hAnsi="Courier New" w:cs="Courier New" w:hint="default"/>
+      </w:rPr>
+    </w:lvl>
+    <w:lvl w:ilvl="8" w:tplc="04090005" w:tentative="1">
+      <w:start w:val="1"/>
+      <w:numFmt w:val="bullet"/>
+      <w:lvlText w:val=""/>
+      <w:lvlJc w:val="left"/>
+      <w:pPr>
+        <w:ind w:left="6480" w:hanging="360"/>
+      </w:pPr>
+      <w:rPr>
+        <w:rFonts w:ascii="Wingdings" w:hAnsi="Wingdings" w:hint="default"/>
+      </w:rPr>
     </w:lvl>
   </w:abstractNum>
   <w:num w:numId="1" w16cid:durableId="1924801291">
@@ -960,6 +1446,9 @@
   </w:num>
   <w:num w:numId="3" w16cid:durableId="768818178">
     <w:abstractNumId w:val="1"/>
+  </w:num>
+  <w:num w:numId="4" w16cid:durableId="1832939526">
+    <w:abstractNumId w:val="3"/>
   </w:num>
 </w:numbering>
 </file>

--- a/svelte/cj-svelte-seo/project-docs/project-details.docx
+++ b/svelte/cj-svelte-seo/project-docs/project-details.docx
@@ -509,12 +509,10 @@
         <w:t xml:space="preserve"> install -e --id </w:t>
       </w:r>
       <w:proofErr w:type="spellStart"/>
-      <w:proofErr w:type="gramStart"/>
       <w:r>
         <w:t>pnpm.pnpm</w:t>
       </w:r>
       <w:proofErr w:type="spellEnd"/>
-      <w:proofErr w:type="gramEnd"/>
     </w:p>
     <w:p>
       <w:pPr>
@@ -547,12 +545,10 @@
         <w:t xml:space="preserve"> folder and delete package-</w:t>
       </w:r>
       <w:proofErr w:type="spellStart"/>
-      <w:proofErr w:type="gramStart"/>
       <w:r>
         <w:t>lock.json</w:t>
       </w:r>
       <w:proofErr w:type="spellEnd"/>
-      <w:proofErr w:type="gramEnd"/>
     </w:p>
     <w:p>
       <w:pPr>
@@ -777,12 +773,10 @@
         <w:t xml:space="preserve">In the </w:t>
       </w:r>
       <w:proofErr w:type="spellStart"/>
-      <w:proofErr w:type="gramStart"/>
       <w:r>
         <w:t>layout.svelte</w:t>
       </w:r>
       <w:proofErr w:type="spellEnd"/>
-      <w:proofErr w:type="gramEnd"/>
       <w:r>
         <w:t xml:space="preserve"> we need to import “../tailwind.css”</w:t>
       </w:r>
@@ -846,11 +840,51 @@
       <w:pPr>
         <w:pStyle w:val="ListParagraph"/>
         <w:numPr>
+          <w:ilvl w:val="2"/>
+          <w:numId w:val="1"/>
+        </w:numPr>
+      </w:pPr>
+      <w:r>
+        <w:t xml:space="preserve">I removed it since I am using </w:t>
+      </w:r>
+      <w:proofErr w:type="spellStart"/>
+      <w:r>
+        <w:t>sveltekit</w:t>
+      </w:r>
+      <w:proofErr w:type="spellEnd"/>
+      <w:r>
+        <w:t xml:space="preserve"> with tailwind but I failed to implement it.</w:t>
+      </w:r>
+    </w:p>
+    <w:p>
+      <w:pPr>
+        <w:pStyle w:val="ListParagraph"/>
+        <w:numPr>
           <w:ilvl w:val="0"/>
           <w:numId w:val="1"/>
         </w:numPr>
       </w:pPr>
       <w:r>
+        <w:t xml:space="preserve">How to implement tailwind with </w:t>
+      </w:r>
+      <w:proofErr w:type="spellStart"/>
+      <w:r>
+        <w:t>sveltekit</w:t>
+      </w:r>
+      <w:proofErr w:type="spellEnd"/>
+      <w:r>
+        <w:t xml:space="preserve"> ? </w:t>
+      </w:r>
+    </w:p>
+    <w:p>
+      <w:pPr>
+        <w:pStyle w:val="ListParagraph"/>
+        <w:numPr>
+          <w:ilvl w:val="0"/>
+          <w:numId w:val="1"/>
+        </w:numPr>
+      </w:pPr>
+      <w:r>
         <w:t xml:space="preserve">Counter </w:t>
       </w:r>
     </w:p>
@@ -875,15 +909,7 @@
         </w:numPr>
       </w:pPr>
       <w:r>
-        <w:t>Let count = $</w:t>
-      </w:r>
-      <w:proofErr w:type="gramStart"/>
-      <w:r>
-        <w:t>state(</w:t>
-      </w:r>
-      <w:proofErr w:type="gramEnd"/>
-      <w:r>
-        <w:t>0);</w:t>
+        <w:t>Let count = $state(0);</w:t>
       </w:r>
     </w:p>
     <w:p>
@@ -895,15 +921,7 @@
         </w:numPr>
       </w:pPr>
       <w:r>
-        <w:t>$</w:t>
-      </w:r>
-      <w:proofErr w:type="gramStart"/>
-      <w:r>
-        <w:t>state(</w:t>
-      </w:r>
-      <w:proofErr w:type="gramEnd"/>
-      <w:r>
-        <w:t>0) provides hint to svelte compiler that count variable will be converted to Signal</w:t>
+        <w:t>$state(0) provides hint to svelte compiler that count variable will be converted to Signal</w:t>
       </w:r>
       <w:r>
         <w:t>.</w:t>
@@ -955,12 +973,60 @@
     </w:p>
     <w:p>
       <w:pPr>
+        <w:ind w:left="1260" w:firstLine="720"/>
+      </w:pPr>
+      <w:r>
+        <w:drawing>
+          <wp:inline distT="0" distB="0" distL="0" distR="0" wp14:anchorId="186F5973" wp14:editId="59EECCD0">
+            <wp:extent cx="3822700" cy="2289944"/>
+            <wp:effectExtent l="0" t="0" r="6350" b="0"/>
+            <wp:docPr id="1179708940" name="Picture 1" descr="A screenshot of a computer program&#10;&#10;Description automatically generated"/>
+            <wp:cNvGraphicFramePr>
+              <a:graphicFrameLocks xmlns:a="http://schemas.openxmlformats.org/drawingml/2006/main" noChangeAspect="1"/>
+            </wp:cNvGraphicFramePr>
+            <a:graphic xmlns:a="http://schemas.openxmlformats.org/drawingml/2006/main">
+              <a:graphicData uri="http://schemas.openxmlformats.org/drawingml/2006/picture">
+                <pic:pic xmlns:pic="http://schemas.openxmlformats.org/drawingml/2006/picture">
+                  <pic:nvPicPr>
+                    <pic:cNvPr id="1179708940" name="Picture 1" descr="A screenshot of a computer program&#10;&#10;Description automatically generated"/>
+                    <pic:cNvPicPr/>
+                  </pic:nvPicPr>
+                  <pic:blipFill>
+                    <a:blip r:embed="rId10"/>
+                    <a:stretch>
+                      <a:fillRect/>
+                    </a:stretch>
+                  </pic:blipFill>
+                  <pic:spPr>
+                    <a:xfrm>
+                      <a:off x="0" y="0"/>
+                      <a:ext cx="3832550" cy="2295844"/>
+                    </a:xfrm>
+                    <a:prstGeom prst="rect">
+                      <a:avLst/>
+                    </a:prstGeom>
+                  </pic:spPr>
+                </pic:pic>
+              </a:graphicData>
+            </a:graphic>
+          </wp:inline>
+        </w:drawing>
+      </w:r>
+    </w:p>
+    <w:p>
+      <w:pPr>
         <w:pStyle w:val="ListParagraph"/>
         <w:numPr>
           <w:ilvl w:val="0"/>
           <w:numId w:val="1"/>
         </w:numPr>
       </w:pPr>
+      <w:r>
+        <w:t xml:space="preserve">Temperature </w:t>
+      </w:r>
+      <w:r>
+        <w:t>Convertor</w:t>
+      </w:r>
     </w:p>
     <w:p>
       <w:pPr>
@@ -1012,32 +1078,14 @@
           <w:bCs/>
         </w:rPr>
       </w:pPr>
-      <w:hyperlink r:id="rId10" w:history="1">
+      <w:hyperlink r:id="rId11" w:history="1">
         <w:r>
           <w:rPr>
             <w:rStyle w:val="Hyperlink"/>
             <w:b/>
             <w:bCs/>
           </w:rPr>
-          <w:t xml:space="preserve">7 Projects </w:t>
-        </w:r>
-        <w:proofErr w:type="gramStart"/>
-        <w:r>
-          <w:rPr>
-            <w:rStyle w:val="Hyperlink"/>
-            <w:b/>
-            <w:bCs/>
-          </w:rPr>
-          <w:t>To</w:t>
-        </w:r>
-        <w:proofErr w:type="gramEnd"/>
-        <w:r>
-          <w:rPr>
-            <w:rStyle w:val="Hyperlink"/>
-            <w:b/>
-            <w:bCs/>
-          </w:rPr>
-          <w:t xml:space="preserve"> Learn Svelte 5</w:t>
+          <w:t>7 Projects To Learn Svelte 5</w:t>
         </w:r>
       </w:hyperlink>
     </w:p>
